--- a/hin/docx/56.content.docx
+++ b/hin/docx/56.content.docx
@@ -136,13 +136,6 @@
         <w:rPr>
           <w:lang w:val="hi_IN" w:bidi="hi_IN"/>
         </w:rPr>
-      </w:r>
-      <w:r>
-        <w:rPr>
-          <w:i/>
-          <w:lang w:val="hi_IN" w:bidi="hi_IN"/>
-        </w:rPr>
-        <w:t>तीतुस 1:1, तीतुस 1:2, तीतुस 1:2 (#2), तीतुस 1:3, तीतुस 1:4, तीतुस 1:6, तीतुस 1:7, तीतुस 1:7 (#2), तीतुस 1:8, तीतुस 1:9, तितुस 1:11, तीतुस 1:11 (#2), तीतुस 1:13, तीतुस 1:14, तीतुस 1:15, तीतुस 1:16, तीतुस 2:2, तीतुस 2:3, तीतुस 2:4, तीतुस 2:7, तीतुस 2:8, तीतुस 2:9, तीतुस 2:10, तीतुस 2:11, तीतुस 2:12, तीतुस 2:13, तीतुस 2:14, तीतुस 3:1, तीतुस 3:3, तीतुस 3:5, तीतुस 3:5 (#2), तीतुस 3:7, तीतुस 3:8, तीतुस 3:9, तीतुस 3:10, तीतुस 3:14</w:t>
       </w:r>
       <w:r>
         <w:rPr>

--- a/hin/docx/56.content.docx
+++ b/hin/docx/56.content.docx
@@ -123,19 +123,6 @@
           <w:lang w:val="hi_IN" w:bidi="hi_IN"/>
         </w:rPr>
         <w:t>TIT</w:t>
-      </w:r>
-      <w:r>
-        <w:rPr>
-          <w:lang w:val="hi_IN" w:bidi="hi_IN"/>
-        </w:rPr>
-      </w:r>
-    </w:p>
-    <w:p>
-      <w:pPr/>
-      <w:r>
-        <w:rPr>
-          <w:lang w:val="hi_IN" w:bidi="hi_IN"/>
-        </w:rPr>
       </w:r>
       <w:r>
         <w:rPr>

--- a/hin/docx/56.content.docx
+++ b/hin/docx/56.content.docx
@@ -19,7 +19,7 @@
         <w:rPr>
           <w:lang w:val="hi_IN" w:bidi="hi_IN"/>
         </w:rPr>
-        <w:t>Resource: अनुवाद प्रश्न (unfoldingWord)</w:t>
+        <w:t>Resource: unfoldingWord® Translation Questions</w:t>
       </w:r>
       <w:r>
         <w:rPr>
@@ -85,7 +85,7 @@
         <w:rPr>
           <w:lang w:val="hi_IN" w:bidi="hi_IN"/>
         </w:rPr>
-        <w:t>अनुवाद प्रश्न (unfoldingWord)</w:t>
+        <w:t>unfoldingWord® Translation Questions</w:t>
       </w:r>
     </w:p>
     <w:p>
